--- a/testakten/erbstreit-krypto-multisig-edelmann-stuttgart/14_erbscheinsantrag_entwurf.docx
+++ b/testakten/erbstreit-krypto-multisig-edelmann-stuttgart/14_erbscheinsantrag_entwurf.docx
@@ -114,7 +114,7 @@
         <w:t>Offene Frage Ausschlagung:</w:t>
       </w:r>
       <w:r>
-        <w:t xml:space="preserve"> Wie in Aktenstück 12 dargelegt, ist die Wirksamkeit der Ausschlagungserklärung Constantins (29.04.2025) zweifelhaft, da die Sechswochenfrist (§ 1944 BGB) abgelaufen sein dürfte. Bis zur Klärung durch das Nachlassgericht oder ein Fachgutachten muss der Antrag vorläufig formuliert werden. Zwei Szenarien werden vorbereitet:</w:t>
+        <w:t xml:space="preserve"> Wie in Aktenstück 12 dargelegt, ist die Wirksamkeit der Ausschlagungserklärung Constantins (29.04.2025) zweifelhaft, da die Sechswochenfrist (Paragraf 1944 BGB) abgelaufen sein dürfte. Bis zur Klärung durch das Nachlassgericht oder ein Fachgutachten muss der Antrag vorläufig formuliert werden. Zwei Szenarien werden vorbereitet:</w:t>
       </w:r>
     </w:p>
     <w:p>
@@ -396,7 +396,7 @@
         <w:t>Ausschlagung Constantin Edelmann:</w:t>
       </w:r>
       <w:r>
-        <w:t xml:space="preserve"> Constantin Edelmann, geb. 04.06.1976, hat am 29.04.2025 beim Nachlassgericht Stuttgart die Erbschaft ausgeschlagen (Protokoll Nachlassgericht vom 29.04.2025). Gemäß § 1953 Abs. 2 BGB fällt der Anteil Constantins den übrigen drei Erben an. Da das Testament keine Ersatzerbeneinsetzung enthält, richtet sich die Anwachsung nach dem Verhältnis der jeweiligen Erbteile der verbliebenen Erben (je 1/4), sodass Constantins 1/4-Anteil je zu 1/3 auf Marlies Edelmann-Praun, Dr. Henrike Edelmann und Marie-Theres Edelmann-Berlepsch übergeht. Jede der drei Verbliebenen erbt damit zu 1/3.</w:t>
+        <w:t xml:space="preserve"> Constantin Edelmann, geb. 04.06.1976, hat am 29.04.2025 beim Nachlassgericht Stuttgart die Erbschaft ausgeschlagen (Protokoll Nachlassgericht vom 29.04.2025). Gemäß Paragraf 1953 Abs. 2 BGB fällt der Anteil Constantins den übrigen drei Erben an. Da das Testament keine Ersatzerbeneinsetzung enthält, richtet sich die Anwachsung nach dem Verhältnis der jeweiligen Erbteile der verbliebenen Erben (je 1/4), sodass Constantins 1/4-Anteil je zu 1/3 auf Marlies Edelmann-Praun, Dr. Henrike Edelmann und Marie-Theres Edelmann-Berlepsch übergeht. Jede der drei Verbliebenen erbt damit zu 1/3.</w:t>
       </w:r>
     </w:p>
     <w:p>
@@ -507,7 +507,7 @@
         <w:pStyle w:val="ListBullet"/>
       </w:pPr>
       <w:r>
-        <w:t>[ ] Eidesstattliche Versicherung der Antragstellerin nach § 352 FamFG</w:t>
+        <w:t>[ ] Eidesstattliche Versicherung der Antragstellerin nach Paragraf 352 FamFG</w:t>
       </w:r>
     </w:p>
     <w:p>
@@ -526,7 +526,7 @@
         <w:jc w:val="left"/>
       </w:pPr>
       <w:r>
-        <w:t>Gegenstandswert: 4.082.000 EUR (Reinnachlass vorläufig). Gebühr nach GNotKG Anlage 1 Nr. 12210: Kosten für Erbscheinserteilung ca. 3.940 EUR (Gebührentabelle GNotKG, Wertgebühr nach § 40 GNotKG iVm § 34 GNotKG).</w:t>
+        <w:t>Gegenstandswert: 4.082.000 EUR (Reinnachlass vorläufig). Gebühr nach GNotKG Anlage 1 Nr. 12210: Kosten für Erbscheinserteilung ca. 3.940 EUR (Gebührentabelle GNotKG, Wertgebühr nach Paragraf 40 GNotKG iVm Paragraf 34 GNotKG).</w:t>
       </w:r>
     </w:p>
     <w:p/>
@@ -538,7 +538,7 @@
         <w:rPr>
           <w:rFonts w:ascii="Times New Roman" w:hAnsi="Times New Roman"/>
         </w:rPr>
-        <w:t>3. Hinweis zur Bankschliessfach-Situation</w:t>
+        <w:t>3. Hinweis zur Bankschließfach-Situation</w:t>
       </w:r>
     </w:p>
     <w:p>
